--- a/corpus/synthetic/symbol-fonts__003.docx
+++ b/corpus/synthetic/symbol-fonts__003.docx
@@ -4,13 +4,7 @@
   <w:body>
     <w:p>
       <w:r>
-        <w:rPr>
-          <w:rFonts w:ascii="Symbol" w:hAnsi="Symbol"/>
-        </w:rPr>
-        <w:t></w:t>
-      </w:r>
-      <w:r>
-        <w:t xml:space="preserve"> 后文</w:t>
+        <w:sym w:font="Wingdings 2" w:char="F0FF"/>
       </w:r>
     </w:p>
     <w:sectPr>
